--- a/CS 2205-01 - AY2026-T3 Web/Week_4/CS 2205-01 - AY2026-T3 - Assignment Activity Unit 4.docx
+++ b/CS 2205-01 - AY2026-T3 Web/Week_4/CS 2205-01 - AY2026-T3 - Assignment Activity Unit 4.docx
@@ -55,10 +55,10 @@
             <v:path o:extrusionok="f" gradientshapeok="t" o:connecttype="rect"/>
             <o:lock v:ext="edit" aspectratio="t"/>
           </v:shapetype>
-          <v:shape id="_x0000_i1027" type="#_x0000_t75" style="width:75.8pt;height:49.1pt" o:ole="">
+          <v:shape id="_x0000_i1025" type="#_x0000_t75" style="width:75.8pt;height:49.1pt" o:ole="">
             <v:imagedata r:id="rId5" o:title=""/>
           </v:shape>
-          <o:OLEObject Type="Embed" ProgID="Package" ShapeID="_x0000_i1027" DrawAspect="Icon" ObjectID="_1833562032" r:id="rId6"/>
+          <o:OLEObject Type="Embed" ProgID="Package" ShapeID="_x0000_i1025" DrawAspect="Icon" ObjectID="_1833562282" r:id="rId6"/>
         </w:object>
       </w:r>
     </w:p>
@@ -112,6 +112,73 @@
         <w:pStyle w:val="ListParagraph"/>
       </w:pPr>
       <w:r>
+        <w:t>Note:</w:t>
+      </w:r>
+      <w:r>
+        <w:t xml:space="preserve"> the input textbox only allow number and character [‘-‘, ’.’]</w:t>
+      </w:r>
+    </w:p>
+    <w:p>
+      <w:pPr>
+        <w:pStyle w:val="ListParagraph"/>
+      </w:pPr>
+      <w:r>
+        <w:drawing>
+          <wp:inline distT="0" distB="0" distL="0" distR="0" wp14:anchorId="41651FE8" wp14:editId="48C54310">
+            <wp:extent cx="3643745" cy="3720617"/>
+            <wp:effectExtent l="152400" t="152400" r="356870" b="356235"/>
+            <wp:docPr id="1869406651" name="Picture 1"/>
+            <wp:cNvGraphicFramePr>
+              <a:graphicFrameLocks xmlns:a="http://schemas.openxmlformats.org/drawingml/2006/main" noChangeAspect="1"/>
+            </wp:cNvGraphicFramePr>
+            <a:graphic xmlns:a="http://schemas.openxmlformats.org/drawingml/2006/main">
+              <a:graphicData uri="http://schemas.openxmlformats.org/drawingml/2006/picture">
+                <pic:pic xmlns:pic="http://schemas.openxmlformats.org/drawingml/2006/picture">
+                  <pic:nvPicPr>
+                    <pic:cNvPr id="1869406651" name=""/>
+                    <pic:cNvPicPr/>
+                  </pic:nvPicPr>
+                  <pic:blipFill>
+                    <a:blip r:embed="rId8"/>
+                    <a:stretch>
+                      <a:fillRect/>
+                    </a:stretch>
+                  </pic:blipFill>
+                  <pic:spPr>
+                    <a:xfrm>
+                      <a:off x="0" y="0"/>
+                      <a:ext cx="3649197" cy="3726184"/>
+                    </a:xfrm>
+                    <a:prstGeom prst="rect">
+                      <a:avLst/>
+                    </a:prstGeom>
+                    <a:ln>
+                      <a:noFill/>
+                    </a:ln>
+                    <a:effectLst>
+                      <a:outerShdw blurRad="292100" dist="139700" dir="2700000" algn="tl" rotWithShape="0">
+                        <a:srgbClr val="333333">
+                          <a:alpha val="65000"/>
+                        </a:srgbClr>
+                      </a:outerShdw>
+                    </a:effectLst>
+                  </pic:spPr>
+                </pic:pic>
+              </a:graphicData>
+            </a:graphic>
+          </wp:inline>
+        </w:drawing>
+      </w:r>
+    </w:p>
+    <w:p>
+      <w:pPr>
+        <w:pStyle w:val="ListParagraph"/>
+      </w:pPr>
+      <w:r>
+        <w:rPr>
+          <w:noProof/>
+        </w:rPr>
+        <w:lastRenderedPageBreak/>
         <w:drawing>
           <wp:inline distT="0" distB="0" distL="0" distR="0" wp14:anchorId="0CE83E8B" wp14:editId="74FF2479">
             <wp:extent cx="3550718" cy="3810000"/>
@@ -128,7 +195,7 @@
                     <pic:cNvPicPr/>
                   </pic:nvPicPr>
                   <pic:blipFill>
-                    <a:blip r:embed="rId8"/>
+                    <a:blip r:embed="rId9"/>
                     <a:stretch>
                       <a:fillRect/>
                     </a:stretch>
@@ -164,6 +231,9 @@
         <w:pStyle w:val="ListParagraph"/>
       </w:pPr>
       <w:r>
+        <w:rPr>
+          <w:noProof/>
+        </w:rPr>
         <w:lastRenderedPageBreak/>
         <w:drawing>
           <wp:inline distT="0" distB="0" distL="0" distR="0" wp14:anchorId="564BCFA6" wp14:editId="0D6B8637">
@@ -181,7 +251,7 @@
                     <pic:cNvPicPr/>
                   </pic:nvPicPr>
                   <pic:blipFill>
-                    <a:blip r:embed="rId9"/>
+                    <a:blip r:embed="rId10"/>
                     <a:stretch>
                       <a:fillRect/>
                     </a:stretch>
